--- a/public/ContractForm/comm_yunxin/investor_info_template.docx
+++ b/public/ContractForm/comm_yunxin/investor_info_template.docx
@@ -836,13 +836,7 @@
               <w:t xml:space="preserve">           </w:t>
             </w:r>
             <w:r>
-              <w:t>{{c</w:t>
-            </w:r>
-            <w:r>
-              <w:rPr>
-                <w:spacing w:val="-1"/>
-              </w:rPr>
-              <w:t>reditEndDate}}</w:t>
+              <w:t>{{creditEndDate}}</w:t>
             </w:r>
           </w:p>
         </w:tc>
@@ -1024,7 +1018,19 @@
               <w:jc w:val="left"/>
             </w:pPr>
             <w:r>
-              <w:t>{{branchCreditCode}}</w:t>
+              <w:t>{{branch</w:t>
+            </w:r>
+            <w:r>
+              <w:rPr>
+                <w:rFonts w:hint="eastAsia"/>
+                <w:lang w:val="en-US" w:eastAsia="zh-CN"/>
+              </w:rPr>
+              <w:t>Name</w:t>
+            </w:r>
+            <w:bookmarkStart w:id="0" w:name="_GoBack"/>
+            <w:bookmarkEnd w:id="0"/>
+            <w:r>
+              <w:t>}}</w:t>
             </w:r>
           </w:p>
         </w:tc>
@@ -1095,13 +1101,7 @@
               <w:t xml:space="preserve"> </w:t>
             </w:r>
             <w:r>
-              <w:t>{{branchA</w:t>
-            </w:r>
-            <w:r>
-              <w:rPr>
-                <w:spacing w:val="-1"/>
-              </w:rPr>
-              <w:t>ddress}}</w:t>
+              <w:t>{{branchAddress}}</w:t>
             </w:r>
           </w:p>
         </w:tc>
@@ -1599,16 +1599,7 @@
               <w:rPr>
                 <w:spacing w:val="1"/>
               </w:rPr>
-              <w:t>{{</w:t>
-            </w:r>
-            <w:r>
-              <w:t>conrecvAccountName</w:t>
-            </w:r>
-            <w:r>
-              <w:rPr>
-                <w:spacing w:val="1"/>
-              </w:rPr>
-              <w:t>}}</w:t>
+              <w:t>{{conrecvAccountNo}}</w:t>
             </w:r>
           </w:p>
         </w:tc>
@@ -1659,16 +1650,7 @@
               <w:rPr>
                 <w:spacing w:val="1"/>
               </w:rPr>
-              <w:t>{{</w:t>
-            </w:r>
-            <w:r>
-              <w:t>recvAccountNumber</w:t>
-            </w:r>
-            <w:r>
-              <w:rPr>
-                <w:spacing w:val="1"/>
-              </w:rPr>
-              <w:t>}}</w:t>
+              <w:t>{{conrecvAccountName}}</w:t>
             </w:r>
           </w:p>
         </w:tc>
@@ -2155,21 +2137,17 @@
             </w:pPr>
             <w:r>
               <w:rPr>
+                <w:rFonts w:hint="eastAsia"/>
                 <w:spacing w:val="-1"/>
-              </w:rPr>
-              <w:t>非年化</w:t>
-            </w:r>
-            <w:r>
-              <w:rPr>
-                <w:spacing w:val="-22"/>
-              </w:rPr>
-              <w:t xml:space="preserve"> </w:t>
+                <w:lang w:val="en-US" w:eastAsia="zh-CN"/>
+              </w:rPr>
+              <w:t>{{financingRateType}}</w:t>
             </w:r>
             <w:r>
               <w:rPr>
                 <w:spacing w:val="-1"/>
               </w:rPr>
-              <w:t>{{factoringFee}}</w:t>
+              <w:t xml:space="preserve"> {{factoringFee}}</w:t>
             </w:r>
           </w:p>
         </w:tc>
@@ -2788,6 +2766,12 @@
           <w:lang w:val="en-US" w:eastAsia="zh-CN"/>
         </w:rPr>
         <w:tab/>
+      </w:r>
+      <w:r>
+        <w:rPr>
+          <w:rFonts w:hint="eastAsia"/>
+          <w:lang w:val="en-US" w:eastAsia="zh-CN"/>
+        </w:rPr>
         <w:t xml:space="preserve">                                                      银行签章</w:t>
       </w:r>
     </w:p>
@@ -2828,16 +2812,7 @@
           <w:rFonts w:hint="eastAsia"/>
           <w:lang w:val="en-US" w:eastAsia="zh-CN"/>
         </w:rPr>
-        <w:t xml:space="preserve">                                                                              </w:t>
-      </w:r>
-      <w:bookmarkStart w:id="0" w:name="_GoBack"/>
-      <w:bookmarkEnd w:id="0"/>
-      <w:r>
-        <w:rPr>
-          <w:rFonts w:hint="eastAsia"/>
-          <w:lang w:val="en-US" w:eastAsia="zh-CN"/>
-        </w:rPr>
-        <w:t xml:space="preserve">       年   月   日  </w:t>
+        <w:t xml:space="preserve">                                                                                     年   月   日  </w:t>
       </w:r>
     </w:p>
     <w:sectPr>
